--- a/docs/funding/Tlhago_Agri_Pro_Funding_Proposal.docx
+++ b/docs/funding/Tlhago_Agri_Pro_Funding_Proposal.docx
@@ -101,7 +101,7 @@
                 <w:sz w:val="52"/>
                 <w:szCs w:val="52"/>
               </w:rPr>
-              <w:t xml:space="preserve">R332 700</w:t>
+              <w:t xml:space="preserve">R455 700</w:t>
             </w:r>
           </w:p>
           <w:p>
@@ -115,7 +115,7 @@
                 <w:sz w:val="21"/>
                 <w:szCs w:val="21"/>
               </w:rPr>
-              <w:t xml:space="preserve">To plant, grow and harvest our first commercial crop — red onions on 5 hectares at Matankane Village, Lepelle-Nkumpi Municipality, Limpopo.</w:t>
+              <w:t xml:space="preserve">To plant, grow and harvest our first commercial crop — kale on 5 hectares at Matankane Village, Lepelle-Nkumpi Municipality, Limpopo.</w:t>
             </w:r>
           </w:p>
         </w:tc>
@@ -183,7 +183,7 @@
           <w:sz w:val="21"/>
           <w:szCs w:val="21"/>
         </w:rPr>
-        <w:t xml:space="preserve">wages for 50 local people at harvest</w:t>
+        <w:t xml:space="preserve">wages for 30 local people through the harvest</w:t>
       </w:r>
       <w:r>
         <w:rPr>
@@ -206,7 +206,7 @@
           <w:sz w:val="21"/>
           <w:szCs w:val="21"/>
         </w:rPr>
-        <w:t xml:space="preserve">Eighty-four percent of it is once-off. After this season the tractor is ours, the field is fenced and watered, and every season that follows costs R52 450 to run.</w:t>
+        <w:t xml:space="preserve">Eighty-three percent of it is once-off. After this season the tractor is ours, the field is fenced and watered, and every season that follows costs R78 450 to run.</w:t>
       </w:r>
     </w:p>
     <w:p>
@@ -461,7 +461,7 @@
           <w:sz w:val="21"/>
           <w:szCs w:val="21"/>
         </w:rPr>
-        <w:t xml:space="preserve">Seasonal vegetables and field crops, rotated by season, starting with red onions.</w:t>
+        <w:t xml:space="preserve">Seasonal vegetables and field crops, rotated by season, starting with kale.</w:t>
       </w:r>
     </w:p>
     <w:p>
@@ -521,7 +521,7 @@
           <w:sz w:val="21"/>
           <w:szCs w:val="21"/>
         </w:rPr>
-        <w:t xml:space="preserve">Community members on a rotational basis, with 50 seasonal workers at harvest in year one.</w:t>
+        <w:t xml:space="preserve">Community members on a rotational basis, with 30 seasonal workers at harvest in year one.</w:t>
       </w:r>
     </w:p>
     <w:p>
@@ -811,7 +811,7 @@
           <w:sz w:val="21"/>
           <w:szCs w:val="21"/>
         </w:rPr>
-        <w:t xml:space="preserve">Plant, harvest and sell one full red onion crop.</w:t>
+        <w:t xml:space="preserve">Plant, harvest and sell one full kale crop.</w:t>
       </w:r>
     </w:p>
     <w:p>
@@ -830,7 +830,7 @@
           <w:sz w:val="21"/>
           <w:szCs w:val="21"/>
         </w:rPr>
-        <w:t xml:space="preserve">Put 50 community members on the payroll through the harvest.</w:t>
+        <w:t xml:space="preserve">Put 30 community members on the payroll through the harvest.</w:t>
       </w:r>
     </w:p>
     <w:p>
@@ -1437,7 +1437,7 @@
                 <w:sz w:val="20"/>
                 <w:szCs w:val="20"/>
               </w:rPr>
-              <w:t xml:space="preserve">R3 000</w:t>
+              <w:t xml:space="preserve">R100 000</w:t>
             </w:r>
           </w:p>
         </w:tc>
@@ -1462,7 +1462,7 @@
                 <w:sz w:val="20"/>
                 <w:szCs w:val="20"/>
               </w:rPr>
-              <w:t xml:space="preserve">Secures the project site</w:t>
+              <w:t xml:space="preserve">Fences the full 5-hectare site against livestock and theft</w:t>
             </w:r>
           </w:p>
         </w:tc>
@@ -1519,7 +1519,7 @@
                 <w:sz w:val="20"/>
                 <w:szCs w:val="20"/>
               </w:rPr>
-              <w:t xml:space="preserve">R280 250</w:t>
+              <w:t xml:space="preserve">R377 250</w:t>
             </w:r>
           </w:p>
         </w:tc>
@@ -1887,7 +1887,7 @@
                 <w:sz w:val="20"/>
                 <w:szCs w:val="20"/>
               </w:rPr>
-              <w:t xml:space="preserve">Red onion seed (Creole)</w:t>
+              <w:t xml:space="preserve">Kale seed and seedlings</w:t>
             </w:r>
           </w:p>
         </w:tc>
@@ -2155,7 +2155,7 @@
                 <w:sz w:val="20"/>
                 <w:szCs w:val="20"/>
               </w:rPr>
-              <w:t xml:space="preserve">R10 000</w:t>
+              <w:t xml:space="preserve">R36 000</w:t>
             </w:r>
           </w:p>
         </w:tc>
@@ -2180,7 +2180,7 @@
                 <w:sz w:val="20"/>
                 <w:szCs w:val="20"/>
               </w:rPr>
-              <w:t xml:space="preserve">50 community members at R200 each</w:t>
+              <w:t xml:space="preserve">30 community members, 40 hours each at R30 an hour</w:t>
             </w:r>
           </w:p>
         </w:tc>
@@ -2237,7 +2237,7 @@
                 <w:sz w:val="20"/>
                 <w:szCs w:val="20"/>
               </w:rPr>
-              <w:t xml:space="preserve">R10 000</w:t>
+              <w:t xml:space="preserve">R36 000</w:t>
             </w:r>
           </w:p>
         </w:tc>
@@ -2262,7 +2262,7 @@
                 <w:sz w:val="20"/>
                 <w:szCs w:val="20"/>
               </w:rPr>
-              <w:t xml:space="preserve">Paid straight into local households</w:t>
+              <w:t xml:space="preserve">Repeats each season, straight into local households</w:t>
             </w:r>
           </w:p>
         </w:tc>
@@ -2321,7 +2321,7 @@
                 <w:sz w:val="22"/>
                 <w:szCs w:val="22"/>
               </w:rPr>
-              <w:t xml:space="preserve">R332 700</w:t>
+              <w:t xml:space="preserve">R455 700</w:t>
             </w:r>
           </w:p>
         </w:tc>
@@ -2364,7 +2364,7 @@
           <w:sz w:val="21"/>
           <w:szCs w:val="21"/>
         </w:rPr>
-        <w:t xml:space="preserve">R280 250 of this — 84% — is equipment we will still own in ten years. Strip that out and a full season of growing and harvesting costs R52 450. </w:t>
+        <w:t xml:space="preserve">R377 250 of this — 83% — is equipment we will still own in ten years. Strip that out and a full season of growing and harvesting costs R78 450. </w:t>
       </w:r>
       <w:r>
         <w:rPr>
@@ -2412,7 +2412,7 @@
           <w:sz w:val="21"/>
           <w:szCs w:val="21"/>
         </w:rPr>
-        <w:t xml:space="preserve">50 households earning wages at harvest in the first season alone.</w:t>
+        <w:t xml:space="preserve">30 households earning wages at harvest in the first season alone.</w:t>
       </w:r>
     </w:p>
     <w:p>
@@ -2431,7 +2431,7 @@
           <w:sz w:val="21"/>
           <w:szCs w:val="21"/>
         </w:rPr>
-        <w:t xml:space="preserve">A fenced, irrigated, tractor-equipped farm that can plant every season after this for R52 450.</w:t>
+        <w:t xml:space="preserve">A fenced, irrigated, tractor-equipped farm that can plant every season after this for R78 450.</w:t>
       </w:r>
     </w:p>
     <w:p>
@@ -2500,8 +2500,441 @@
           <w:sz w:val="21"/>
           <w:szCs w:val="21"/>
         </w:rPr>
-        <w:t xml:space="preserve">Onion revenue is yield multiplied by price: </w:t>
-      </w:r>
+        <w:t xml:space="preserve">Kale is a cut-and-come-again crop: one planting is cut repeatedly through the season rather than lifted once. Revenue is the kilograms we sell multiplied by the price on the day at Joburg Market in City Deep, which publishes its price list every weekday between 12:00 and 13:00.</w:t>
+      </w:r>
+    </w:p>
+    <w:tbl>
+      <w:tblPr>
+        <w:tblW w:type="dxa" w:w="9746"/>
+        <w:tblBorders>
+          <w:top w:val="single" w:color="C8D8C8" w:sz="2"/>
+          <w:left w:val="none" w:color="FFFFFF" w:sz="0"/>
+          <w:bottom w:val="single" w:color="C8D8C8" w:sz="2"/>
+          <w:right w:val="none" w:color="FFFFFF" w:sz="0"/>
+          <w:insideH w:val="single" w:color="C8D8C8" w:sz="2"/>
+          <w:insideV w:val="none" w:color="FFFFFF" w:sz="0"/>
+        </w:tblBorders>
+      </w:tblPr>
+      <w:tblGrid>
+        <w:gridCol w:w="3246"/>
+        <w:gridCol w:w="3250"/>
+        <w:gridCol w:w="3250"/>
+      </w:tblGrid>
+      <w:tr>
+        <w:trPr>
+          <w:tblHeader/>
+        </w:trPr>
+        <w:tc>
+          <w:tcPr>
+            <w:tcW w:type="dxa" w:w="3246"/>
+            <w:tcMar>
+              <w:top w:type="dxa" w:w="80"/>
+              <w:left w:type="dxa" w:w="120"/>
+              <w:bottom w:type="dxa" w:w="80"/>
+              <w:right w:type="dxa" w:w="120"/>
+            </w:tcMar>
+          </w:tcPr>
+          <w:p>
+            <w:pPr>
+              <w:spacing w:after="0" w:line="252"/>
+            </w:pPr>
+            <w:r>
+              <w:rPr>
+                <w:rFonts w:ascii="Calibri" w:cs="Calibri" w:eastAsia="Calibri" w:hAnsi="Calibri"/>
+                <w:b/>
+                <w:bCs/>
+                <w:color w:val="2E7D32"/>
+                <w:sz w:val="18"/>
+                <w:szCs w:val="18"/>
+              </w:rPr>
+              <w:t xml:space="preserve">PRICE AT MARKET</w:t>
+            </w:r>
+          </w:p>
+        </w:tc>
+        <w:tc>
+          <w:tcPr>
+            <w:tcW w:type="dxa" w:w="3250"/>
+            <w:tcMar>
+              <w:top w:type="dxa" w:w="80"/>
+              <w:left w:type="dxa" w:w="120"/>
+              <w:bottom w:type="dxa" w:w="80"/>
+              <w:right w:type="dxa" w:w="120"/>
+            </w:tcMar>
+          </w:tcPr>
+          <w:p>
+            <w:pPr>
+              <w:spacing w:after="0" w:line="252"/>
+            </w:pPr>
+            <w:r>
+              <w:rPr>
+                <w:rFonts w:ascii="Calibri" w:cs="Calibri" w:eastAsia="Calibri" w:hAnsi="Calibri"/>
+                <w:b/>
+                <w:bCs/>
+                <w:color w:val="2E7D32"/>
+                <w:sz w:val="18"/>
+                <w:szCs w:val="18"/>
+              </w:rPr>
+              <w:t xml:space="preserve">AT 15 t/ha  (75 tonnes)</w:t>
+            </w:r>
+          </w:p>
+        </w:tc>
+        <w:tc>
+          <w:tcPr>
+            <w:tcW w:type="dxa" w:w="3250"/>
+            <w:tcMar>
+              <w:top w:type="dxa" w:w="80"/>
+              <w:left w:type="dxa" w:w="120"/>
+              <w:bottom w:type="dxa" w:w="80"/>
+              <w:right w:type="dxa" w:w="120"/>
+            </w:tcMar>
+          </w:tcPr>
+          <w:p>
+            <w:pPr>
+              <w:spacing w:after="0" w:line="252"/>
+            </w:pPr>
+            <w:r>
+              <w:rPr>
+                <w:rFonts w:ascii="Calibri" w:cs="Calibri" w:eastAsia="Calibri" w:hAnsi="Calibri"/>
+                <w:b/>
+                <w:bCs/>
+                <w:color w:val="2E7D32"/>
+                <w:sz w:val="18"/>
+                <w:szCs w:val="18"/>
+              </w:rPr>
+              <w:t xml:space="preserve">AT 22 t/ha  (110 tonnes)</w:t>
+            </w:r>
+          </w:p>
+        </w:tc>
+      </w:tr>
+      <w:tr>
+        <w:tc>
+          <w:tcPr>
+            <w:tcW w:type="dxa" w:w="3246"/>
+            <w:tcMar>
+              <w:top w:type="dxa" w:w="80"/>
+              <w:left w:type="dxa" w:w="120"/>
+              <w:bottom w:type="dxa" w:w="80"/>
+              <w:right w:type="dxa" w:w="120"/>
+            </w:tcMar>
+          </w:tcPr>
+          <w:p>
+            <w:pPr>
+              <w:spacing w:after="0" w:line="252"/>
+            </w:pPr>
+            <w:r>
+              <w:rPr>
+                <w:rFonts w:ascii="Calibri" w:cs="Calibri" w:eastAsia="Calibri" w:hAnsi="Calibri"/>
+                <w:b/>
+                <w:bCs/>
+                <w:color w:val="1F2A24"/>
+                <w:sz w:val="20"/>
+                <w:szCs w:val="20"/>
+              </w:rPr>
+              <w:t xml:space="preserve">R5 per kg</w:t>
+            </w:r>
+          </w:p>
+        </w:tc>
+        <w:tc>
+          <w:tcPr>
+            <w:tcW w:type="dxa" w:w="3250"/>
+            <w:tcMar>
+              <w:top w:type="dxa" w:w="80"/>
+              <w:left w:type="dxa" w:w="120"/>
+              <w:bottom w:type="dxa" w:w="80"/>
+              <w:right w:type="dxa" w:w="120"/>
+            </w:tcMar>
+          </w:tcPr>
+          <w:p>
+            <w:pPr>
+              <w:spacing w:after="0" w:line="252"/>
+              <w:jc w:val="right"/>
+            </w:pPr>
+            <w:r>
+              <w:rPr>
+                <w:rFonts w:ascii="Calibri" w:cs="Calibri" w:eastAsia="Calibri" w:hAnsi="Calibri"/>
+                <w:color w:val="1F2A24"/>
+                <w:sz w:val="20"/>
+                <w:szCs w:val="20"/>
+              </w:rPr>
+              <w:t xml:space="preserve">R375 000</w:t>
+            </w:r>
+          </w:p>
+        </w:tc>
+        <w:tc>
+          <w:tcPr>
+            <w:tcW w:type="dxa" w:w="3250"/>
+            <w:tcMar>
+              <w:top w:type="dxa" w:w="80"/>
+              <w:left w:type="dxa" w:w="120"/>
+              <w:bottom w:type="dxa" w:w="80"/>
+              <w:right w:type="dxa" w:w="120"/>
+            </w:tcMar>
+          </w:tcPr>
+          <w:p>
+            <w:pPr>
+              <w:spacing w:after="0" w:line="252"/>
+              <w:jc w:val="right"/>
+            </w:pPr>
+            <w:r>
+              <w:rPr>
+                <w:rFonts w:ascii="Calibri" w:cs="Calibri" w:eastAsia="Calibri" w:hAnsi="Calibri"/>
+                <w:color w:val="1F2A24"/>
+                <w:sz w:val="20"/>
+                <w:szCs w:val="20"/>
+              </w:rPr>
+              <w:t xml:space="preserve">R550 000</w:t>
+            </w:r>
+          </w:p>
+        </w:tc>
+      </w:tr>
+      <w:tr>
+        <w:tc>
+          <w:tcPr>
+            <w:tcW w:type="dxa" w:w="3246"/>
+            <w:tcMar>
+              <w:top w:type="dxa" w:w="80"/>
+              <w:left w:type="dxa" w:w="120"/>
+              <w:bottom w:type="dxa" w:w="80"/>
+              <w:right w:type="dxa" w:w="120"/>
+            </w:tcMar>
+          </w:tcPr>
+          <w:p>
+            <w:pPr>
+              <w:spacing w:after="0" w:line="252"/>
+            </w:pPr>
+            <w:r>
+              <w:rPr>
+                <w:rFonts w:ascii="Calibri" w:cs="Calibri" w:eastAsia="Calibri" w:hAnsi="Calibri"/>
+                <w:b/>
+                <w:bCs/>
+                <w:color w:val="1F2A24"/>
+                <w:sz w:val="20"/>
+                <w:szCs w:val="20"/>
+              </w:rPr>
+              <w:t xml:space="preserve">R8 per kg</w:t>
+            </w:r>
+          </w:p>
+        </w:tc>
+        <w:tc>
+          <w:tcPr>
+            <w:tcW w:type="dxa" w:w="3250"/>
+            <w:tcMar>
+              <w:top w:type="dxa" w:w="80"/>
+              <w:left w:type="dxa" w:w="120"/>
+              <w:bottom w:type="dxa" w:w="80"/>
+              <w:right w:type="dxa" w:w="120"/>
+            </w:tcMar>
+          </w:tcPr>
+          <w:p>
+            <w:pPr>
+              <w:spacing w:after="0" w:line="252"/>
+              <w:jc w:val="right"/>
+            </w:pPr>
+            <w:r>
+              <w:rPr>
+                <w:rFonts w:ascii="Calibri" w:cs="Calibri" w:eastAsia="Calibri" w:hAnsi="Calibri"/>
+                <w:color w:val="1F2A24"/>
+                <w:sz w:val="20"/>
+                <w:szCs w:val="20"/>
+              </w:rPr>
+              <w:t xml:space="preserve">R600 000</w:t>
+            </w:r>
+          </w:p>
+        </w:tc>
+        <w:tc>
+          <w:tcPr>
+            <w:tcW w:type="dxa" w:w="3250"/>
+            <w:tcMar>
+              <w:top w:type="dxa" w:w="80"/>
+              <w:left w:type="dxa" w:w="120"/>
+              <w:bottom w:type="dxa" w:w="80"/>
+              <w:right w:type="dxa" w:w="120"/>
+            </w:tcMar>
+          </w:tcPr>
+          <w:p>
+            <w:pPr>
+              <w:spacing w:after="0" w:line="252"/>
+              <w:jc w:val="right"/>
+            </w:pPr>
+            <w:r>
+              <w:rPr>
+                <w:rFonts w:ascii="Calibri" w:cs="Calibri" w:eastAsia="Calibri" w:hAnsi="Calibri"/>
+                <w:color w:val="1F2A24"/>
+                <w:sz w:val="20"/>
+                <w:szCs w:val="20"/>
+              </w:rPr>
+              <w:t xml:space="preserve">R880 000</w:t>
+            </w:r>
+          </w:p>
+        </w:tc>
+      </w:tr>
+      <w:tr>
+        <w:tc>
+          <w:tcPr>
+            <w:tcW w:type="dxa" w:w="3246"/>
+            <w:tcMar>
+              <w:top w:type="dxa" w:w="80"/>
+              <w:left w:type="dxa" w:w="120"/>
+              <w:bottom w:type="dxa" w:w="80"/>
+              <w:right w:type="dxa" w:w="120"/>
+            </w:tcMar>
+          </w:tcPr>
+          <w:p>
+            <w:pPr>
+              <w:spacing w:after="0" w:line="252"/>
+            </w:pPr>
+            <w:r>
+              <w:rPr>
+                <w:rFonts w:ascii="Calibri" w:cs="Calibri" w:eastAsia="Calibri" w:hAnsi="Calibri"/>
+                <w:b/>
+                <w:bCs/>
+                <w:color w:val="1F2A24"/>
+                <w:sz w:val="20"/>
+                <w:szCs w:val="20"/>
+              </w:rPr>
+              <w:t xml:space="preserve">R11 per kg</w:t>
+            </w:r>
+          </w:p>
+        </w:tc>
+        <w:tc>
+          <w:tcPr>
+            <w:tcW w:type="dxa" w:w="3250"/>
+            <w:tcMar>
+              <w:top w:type="dxa" w:w="80"/>
+              <w:left w:type="dxa" w:w="120"/>
+              <w:bottom w:type="dxa" w:w="80"/>
+              <w:right w:type="dxa" w:w="120"/>
+            </w:tcMar>
+          </w:tcPr>
+          <w:p>
+            <w:pPr>
+              <w:spacing w:after="0" w:line="252"/>
+              <w:jc w:val="right"/>
+            </w:pPr>
+            <w:r>
+              <w:rPr>
+                <w:rFonts w:ascii="Calibri" w:cs="Calibri" w:eastAsia="Calibri" w:hAnsi="Calibri"/>
+                <w:color w:val="1F2A24"/>
+                <w:sz w:val="20"/>
+                <w:szCs w:val="20"/>
+              </w:rPr>
+              <w:t xml:space="preserve">R825 000</w:t>
+            </w:r>
+          </w:p>
+        </w:tc>
+        <w:tc>
+          <w:tcPr>
+            <w:tcW w:type="dxa" w:w="3250"/>
+            <w:tcMar>
+              <w:top w:type="dxa" w:w="80"/>
+              <w:left w:type="dxa" w:w="120"/>
+              <w:bottom w:type="dxa" w:w="80"/>
+              <w:right w:type="dxa" w:w="120"/>
+            </w:tcMar>
+          </w:tcPr>
+          <w:p>
+            <w:pPr>
+              <w:spacing w:after="0" w:line="252"/>
+              <w:jc w:val="right"/>
+            </w:pPr>
+            <w:r>
+              <w:rPr>
+                <w:rFonts w:ascii="Calibri" w:cs="Calibri" w:eastAsia="Calibri" w:hAnsi="Calibri"/>
+                <w:color w:val="1F2A24"/>
+                <w:sz w:val="20"/>
+                <w:szCs w:val="20"/>
+              </w:rPr>
+              <w:t xml:space="preserve">R1 210 000</w:t>
+            </w:r>
+          </w:p>
+        </w:tc>
+      </w:tr>
+      <w:tr>
+        <w:tc>
+          <w:tcPr>
+            <w:tcW w:type="dxa" w:w="3246"/>
+            <w:tcMar>
+              <w:top w:type="dxa" w:w="80"/>
+              <w:left w:type="dxa" w:w="120"/>
+              <w:bottom w:type="dxa" w:w="80"/>
+              <w:right w:type="dxa" w:w="120"/>
+            </w:tcMar>
+          </w:tcPr>
+          <w:p>
+            <w:pPr>
+              <w:spacing w:after="0" w:line="252"/>
+            </w:pPr>
+            <w:r>
+              <w:rPr>
+                <w:rFonts w:ascii="Calibri" w:cs="Calibri" w:eastAsia="Calibri" w:hAnsi="Calibri"/>
+                <w:b/>
+                <w:bCs/>
+                <w:color w:val="1F2A24"/>
+                <w:sz w:val="20"/>
+                <w:szCs w:val="20"/>
+              </w:rPr>
+              <w:t xml:space="preserve">R14 per kg</w:t>
+            </w:r>
+          </w:p>
+        </w:tc>
+        <w:tc>
+          <w:tcPr>
+            <w:tcW w:type="dxa" w:w="3250"/>
+            <w:tcMar>
+              <w:top w:type="dxa" w:w="80"/>
+              <w:left w:type="dxa" w:w="120"/>
+              <w:bottom w:type="dxa" w:w="80"/>
+              <w:right w:type="dxa" w:w="120"/>
+            </w:tcMar>
+          </w:tcPr>
+          <w:p>
+            <w:pPr>
+              <w:spacing w:after="0" w:line="252"/>
+              <w:jc w:val="right"/>
+            </w:pPr>
+            <w:r>
+              <w:rPr>
+                <w:rFonts w:ascii="Calibri" w:cs="Calibri" w:eastAsia="Calibri" w:hAnsi="Calibri"/>
+                <w:color w:val="1F2A24"/>
+                <w:sz w:val="20"/>
+                <w:szCs w:val="20"/>
+              </w:rPr>
+              <w:t xml:space="preserve">R1 050 000</w:t>
+            </w:r>
+          </w:p>
+        </w:tc>
+        <w:tc>
+          <w:tcPr>
+            <w:tcW w:type="dxa" w:w="3250"/>
+            <w:tcMar>
+              <w:top w:type="dxa" w:w="80"/>
+              <w:left w:type="dxa" w:w="120"/>
+              <w:bottom w:type="dxa" w:w="80"/>
+              <w:right w:type="dxa" w:w="120"/>
+            </w:tcMar>
+          </w:tcPr>
+          <w:p>
+            <w:pPr>
+              <w:spacing w:after="0" w:line="252"/>
+              <w:jc w:val="right"/>
+            </w:pPr>
+            <w:r>
+              <w:rPr>
+                <w:rFonts w:ascii="Calibri" w:cs="Calibri" w:eastAsia="Calibri" w:hAnsi="Calibri"/>
+                <w:color w:val="1F2A24"/>
+                <w:sz w:val="20"/>
+                <w:szCs w:val="20"/>
+              </w:rPr>
+              <w:t xml:space="preserve">R1 540 000</w:t>
+            </w:r>
+          </w:p>
+        </w:tc>
+      </w:tr>
+    </w:tbl>
+    <w:p>
+      <w:pPr>
+        <w:spacing w:after="140" w:before="140" w:line="264"/>
+      </w:pPr>
       <w:r>
         <w:rPr>
           <w:rFonts w:ascii="Calibri" w:cs="Calibri" w:eastAsia="Calibri" w:hAnsi="Calibri"/>
@@ -2510,60 +2943,31 @@
           <w:color w:val="1F2A24"/>
           <w:sz w:val="21"/>
           <w:szCs w:val="21"/>
-          <w:highlight w:val="yellow"/>
-        </w:rPr>
-        <w:t xml:space="preserve">[  ] tonnes per hectare</w:t>
-      </w:r>
-      <w:r>
-        <w:rPr>
-          <w:rFonts w:ascii="Calibri" w:cs="Calibri" w:eastAsia="Calibri" w:hAnsi="Calibri"/>
-          <w:color w:val="1F2A24"/>
-          <w:sz w:val="21"/>
-          <w:szCs w:val="21"/>
-        </w:rPr>
-        <w:t xml:space="preserve"> across 5 hectares, sold at </w:t>
-      </w:r>
-      <w:r>
-        <w:rPr>
-          <w:rFonts w:ascii="Calibri" w:cs="Calibri" w:eastAsia="Calibri" w:hAnsi="Calibri"/>
-          <w:b/>
-          <w:bCs/>
-          <w:color w:val="1F2A24"/>
-          <w:sz w:val="21"/>
-          <w:szCs w:val="21"/>
-          <w:highlight w:val="yellow"/>
-        </w:rPr>
-        <w:t xml:space="preserve">R[  ] per 10 kg bag</w:t>
-      </w:r>
-      <w:r>
-        <w:rPr>
-          <w:rFonts w:ascii="Calibri" w:cs="Calibri" w:eastAsia="Calibri" w:hAnsi="Calibri"/>
-          <w:color w:val="1F2A24"/>
-          <w:sz w:val="21"/>
-          <w:szCs w:val="21"/>
-        </w:rPr>
-        <w:t xml:space="preserve"> at Tshwane Market, giving </w:t>
-      </w:r>
-      <w:r>
-        <w:rPr>
-          <w:rFonts w:ascii="Calibri" w:cs="Calibri" w:eastAsia="Calibri" w:hAnsi="Calibri"/>
-          <w:b/>
-          <w:bCs/>
-          <w:color w:val="1F2A24"/>
-          <w:sz w:val="21"/>
-          <w:szCs w:val="21"/>
-          <w:highlight w:val="yellow"/>
-        </w:rPr>
-        <w:t xml:space="preserve">R[  ]</w:t>
-      </w:r>
-      <w:r>
-        <w:rPr>
-          <w:rFonts w:ascii="Calibri" w:cs="Calibri" w:eastAsia="Calibri" w:hAnsi="Calibri"/>
-          <w:color w:val="1F2A24"/>
-          <w:sz w:val="21"/>
-          <w:szCs w:val="21"/>
-        </w:rPr>
-        <w:t xml:space="preserve"> for the season against R332 700 invested. Confirm these three figures with your market agent and fill them in before this proposal goes out.</w:t>
+        </w:rPr>
+        <w:t xml:space="preserve">These are planning ranges, not quotations. </w:t>
+      </w:r>
+      <w:r>
+        <w:rPr>
+          <w:rFonts w:ascii="Calibri" w:cs="Calibri" w:eastAsia="Calibri" w:hAnsi="Calibri"/>
+          <w:color w:val="1F2A24"/>
+          <w:sz w:val="21"/>
+          <w:szCs w:val="21"/>
+        </w:rPr>
+        <w:t xml:space="preserve">Confirm the price against the Joburg Market daily list in the week you submit, and the yield with your local extension officer — then replace this table with the single figure you can stand behind.</w:t>
+      </w:r>
+    </w:p>
+    <w:p>
+      <w:pPr>
+        <w:spacing w:after="140" w:line="264"/>
+      </w:pPr>
+      <w:r>
+        <w:rPr>
+          <w:rFonts w:ascii="Calibri" w:cs="Calibri" w:eastAsia="Calibri" w:hAnsi="Calibri"/>
+          <w:color w:val="1F2A24"/>
+          <w:sz w:val="21"/>
+          <w:szCs w:val="21"/>
+        </w:rPr>
+        <w:t xml:space="preserve">Even the most cautious corner of this table — R375 000 — covers a full season of growing and wages (R78 450) more than four times over, and pays back the R377 250 of equipment inside the first two seasons.</w:t>
       </w:r>
     </w:p>
     <w:p>
@@ -2965,7 +3369,7 @@
           <w:sz w:val="21"/>
           <w:szCs w:val="21"/>
         </w:rPr>
-        <w:t xml:space="preserve">Five hectares, red onions, 50 jobs at harvest, one full season proven end to end.</w:t>
+        <w:t xml:space="preserve">Five hectares, kale, 30 jobs at harvest, one full season proven end to end.</w:t>
       </w:r>
     </w:p>
     <w:p>

--- a/docs/funding/Tlhago_Agri_Pro_Funding_Proposal.docx
+++ b/docs/funding/Tlhago_Agri_Pro_Funding_Proposal.docx
@@ -39,9 +39,8 @@
           <w:color w:val="5A6660"/>
           <w:sz w:val="20"/>
           <w:szCs w:val="20"/>
-          <w:highlight w:val="yellow"/>
-        </w:rPr>
-        <w:t xml:space="preserve">[Month, Year]</w:t>
+        </w:rPr>
+        <w:t xml:space="preserve">August 2026</w:t>
       </w:r>
     </w:p>
     <w:tbl>
@@ -3511,28 +3510,16 @@
           <w:sz w:val="21"/>
           <w:szCs w:val="21"/>
         </w:rPr>
-        <w:t xml:space="preserve">Kabelo Shaku — </w:t>
-      </w:r>
-      <w:r>
-        <w:rPr>
-          <w:rFonts w:ascii="Calibri" w:cs="Calibri" w:eastAsia="Calibri" w:hAnsi="Calibri"/>
-          <w:b/>
-          <w:bCs/>
-          <w:color w:val="1F2A24"/>
-          <w:sz w:val="21"/>
-          <w:szCs w:val="21"/>
-          <w:highlight w:val="yellow"/>
-        </w:rPr>
-        <w:t xml:space="preserve">[one line: your farming background and years of experience]</w:t>
-      </w:r>
-      <w:r>
-        <w:rPr>
-          <w:rFonts w:ascii="Calibri" w:cs="Calibri" w:eastAsia="Calibri" w:hAnsi="Calibri"/>
-          <w:color w:val="1F2A24"/>
-          <w:sz w:val="21"/>
-          <w:szCs w:val="21"/>
-        </w:rPr>
-        <w:t xml:space="preserve">. The project manager runs day-to-day operations, draws the seasonal plan, and reports to the board.</w:t>
+        <w:t xml:space="preserve">Kabelo Shaku.</w:t>
+      </w:r>
+      <w:r>
+        <w:rPr>
+          <w:rFonts w:ascii="Calibri" w:cs="Calibri" w:eastAsia="Calibri" w:hAnsi="Calibri"/>
+          <w:color w:val="1F2A24"/>
+          <w:sz w:val="21"/>
+          <w:szCs w:val="21"/>
+        </w:rPr>
+        <w:t xml:space="preserve"> The project manager runs day-to-day operations, draws the seasonal plan, and reports to the board.</w:t>
       </w:r>
     </w:p>
     <w:p>
